--- a/NYC_Airbnb_Appendix_Technical.docx
+++ b/NYC_Airbnb_Appendix_Technical.docx
@@ -6482,7 +6482,19 @@
         <w:pStyle w:val="FirstParagraph"/>
       </w:pPr>
       <w:r>
-        <w:t xml:space="preserve">The graded criteria ask for relevance to team members' own companies and careers. Backup detail for that, beyond what fits in the closing slide:</w:t>
+        <w:t xml:space="preserve">The graded criteria list</w:t>
+      </w:r>
+      <w:r>
+        <w:t xml:space="preserve"> </w:t>
+      </w:r>
+      <w:r>
+        <w:t xml:space="preserve">“relevance to team members' current company/career, if applicable.”</w:t>
+      </w:r>
+      <w:r>
+        <w:t xml:space="preserve"> </w:t>
+      </w:r>
+      <w:r>
+        <w:t xml:space="preserve">The closing slide covers this at the level the presentation needs. What follows is backup depth for Q&amp;A, in case the question is asked directly rather than a required section in its own right.</w:t>
       </w:r>
     </w:p>
     <w:p>
@@ -6494,13 +6506,13 @@
           <w:b/>
           <w:bCs/>
         </w:rPr>
-        <w:t xml:space="preserve">Brendan Meara — supply chain planning.</w:t>
-      </w:r>
-      <w:r>
-        <w:t xml:space="preserve"> </w:t>
-      </w:r>
-      <w:r>
-        <w:t xml:space="preserve">The core problem here is one he has worked in a different industry: a decision-maker holding a recommendation they do not trust, and therefore not acting on it. In supply planning the recommendation is a forecast or a replenishment signal; here it is a price. The failure mode is identical. A statistically sound number that a planner overrides on instinct produces the same outcome as no number at all, which is why this project treats explainability as a product requirement rather than a nice-to-have, and why the Commander's Intent framing (from his Army service as a logistics and armor officer) is load-bearing rather than decorative. The measurable consequence sits in the adoption sensitivity table: the difference between 15% and 35% adoption is roughly $234K a year in Airbnb fee revenue, and adoption is a trust problem, not a modeling one.</w:t>
+        <w:t xml:space="preserve">A worked example — supply chain planning (Brendan Meara).</w:t>
+      </w:r>
+      <w:r>
+        <w:t xml:space="preserve"> </w:t>
+      </w:r>
+      <w:r>
+        <w:t xml:space="preserve">The central problem in this project is one that recurs across analytics functions: a decision-maker holding a recommendation they do not trust, and therefore not acting on it. In supply planning the recommendation is a forecast or a replenishment signal; here it is a price. The failure mode is identical either way. A statistically sound number that a planner overrides on instinct produces the same outcome as no number at all.</w:t>
       </w:r>
     </w:p>
     <w:p>
@@ -6508,17 +6520,19 @@
         <w:pStyle w:val="BodyText"/>
       </w:pPr>
       <w:r>
+        <w:t xml:space="preserve">That is why this project treats explainability as a product requirement rather than a refinement, and why the Commander's Intent framing carried over from Army logistics is load-bearing rather than decorative. The consequence is measurable in our own adoption table: the difference between 15% and 35% adoption is roughly $234K a year in Airbnb fee revenue, and adoption is a trust problem rather than a modeling one. The model was never the hard part.</w:t>
+      </w:r>
+    </w:p>
+    <w:p>
+      <w:pPr>
+        <w:pStyle w:val="BodyText"/>
+      </w:pPr>
+      <w:r>
         <w:rPr>
-          <w:b/>
-          <w:bCs/>
+          <w:i/>
+          <w:iCs/>
         </w:rPr>
-        <w:t xml:space="preserve">[Jai, Manas, Rachael, Francois — to complete.]</w:t>
-      </w:r>
-      <w:r>
-        <w:t xml:space="preserve"> </w:t>
-      </w:r>
-      <w:r>
-        <w:t xml:space="preserve">Each teammate should add two or three sentences here on how this work connects to their own role or target industry. This is a graded component and currently only one of five is written. Keep it concrete: the specific transferable problem, not a general statement that analytics is useful.</w:t>
+        <w:t xml:space="preserve">Other team members can speak to their own parallels if the question comes up in Q&amp;A. One concrete example carries more weight here than five general ones, so this section is deliberately not five paragraphs.</w:t>
       </w:r>
     </w:p>
     <w:bookmarkEnd w:id="52"/>

--- a/NYC_Airbnb_Appendix_Technical.docx
+++ b/NYC_Airbnb_Appendix_Technical.docx
@@ -3689,7 +3689,7 @@
           <w:b/>
           <w:bCs/>
         </w:rPr>
-        <w:t xml:space="preserve">99.3% of underpriced short-stay listings in the dataset sit below that profile.</w:t>
+        <w:t xml:space="preserve">76% of underpriced short-stay listings sit below the 142-review threshold, and 99% fall short of the panel profile on reviews, tenure, or both.</w:t>
       </w:r>
       <w:r>
         <w:t xml:space="preserve"> </w:t>

--- a/NYC_Airbnb_Appendix_Technical.docx
+++ b/NYC_Airbnb_Appendix_Technical.docx
@@ -368,6 +368,114 @@
               <w:jc w:val="left"/>
             </w:pPr>
             <w:r>
+              <w:t xml:space="preserve">Why short-stay and monthly are separate</w:t>
+            </w:r>
+            <w:r>
+              <w:t xml:space="preserve"> </w:t>
+            </w:r>
+            <w:r>
+              <w:t xml:space="preserve">markets</w:t>
+            </w:r>
+          </w:p>
+        </w:tc>
+        <w:tc>
+          <w:tcPr/>
+          <w:p>
+            <w:pPr>
+              <w:pStyle w:val="Compact"/>
+              <w:jc w:val="left"/>
+            </w:pPr>
+            <w:r>
+              <w:t xml:space="preserve">Model V2 —</w:t>
+            </w:r>
+            <w:r>
+              <w:t xml:space="preserve"> </w:t>
+            </w:r>
+            <w:r>
+              <w:t xml:space="preserve">“Why the two markets</w:t>
+            </w:r>
+            <w:r>
+              <w:t xml:space="preserve"> </w:t>
+            </w:r>
+            <w:r>
+              <w:t xml:space="preserve">diverge”</w:t>
+            </w:r>
+          </w:p>
+        </w:tc>
+      </w:tr>
+      <w:tr>
+        <w:tc>
+          <w:tcPr/>
+          <w:p>
+            <w:pPr>
+              <w:pStyle w:val="Compact"/>
+              <w:jc w:val="left"/>
+            </w:pPr>
+            <w:r>
+              <w:t xml:space="preserve">“Most of your listings are Uncertain”</w:t>
+            </w:r>
+          </w:p>
+        </w:tc>
+        <w:tc>
+          <w:tcPr/>
+          <w:p>
+            <w:pPr>
+              <w:pStyle w:val="Compact"/>
+              <w:jc w:val="left"/>
+            </w:pPr>
+            <w:r>
+              <w:t xml:space="preserve">How much of the figure rests on a</w:t>
+            </w:r>
+            <w:r>
+              <w:t xml:space="preserve"> </w:t>
+            </w:r>
+            <w:r>
+              <w:t xml:space="preserve">confident call</w:t>
+            </w:r>
+          </w:p>
+        </w:tc>
+      </w:tr>
+      <w:tr>
+        <w:tc>
+          <w:tcPr/>
+          <w:p>
+            <w:pPr>
+              <w:pStyle w:val="Compact"/>
+              <w:jc w:val="left"/>
+            </w:pPr>
+            <w:r>
+              <w:t xml:space="preserve">“Can we check your arithmetic?”</w:t>
+            </w:r>
+          </w:p>
+        </w:tc>
+        <w:tc>
+          <w:tcPr/>
+          <w:p>
+            <w:pPr>
+              <w:pStyle w:val="Compact"/>
+              <w:jc w:val="left"/>
+            </w:pPr>
+            <w:r>
+              <w:t xml:space="preserve">The combined figure — the</w:t>
+            </w:r>
+            <w:r>
+              <w:t xml:space="preserve"> </w:t>
+            </w:r>
+            <w:r>
+              <w:t xml:space="preserve">reproduction script</w:t>
+            </w:r>
+          </w:p>
+        </w:tc>
+      </w:tr>
+      <w:tr>
+        <w:tc>
+          <w:tcPr/>
+          <w:p>
+            <w:pPr>
+              <w:pStyle w:val="Compact"/>
+              <w:jc w:val="left"/>
+            </w:pPr>
+            <w:r>
               <w:t xml:space="preserve">Cost, ROI, payback, NPV, adoption</w:t>
             </w:r>
           </w:p>
@@ -479,7 +587,7 @@
           <w:b/>
           <w:bCs/>
         </w:rPr>
-        <w:t xml:space="preserve">The three questions most likely to be hard</w:t>
+        <w:t xml:space="preserve">The four questions most likely to be hard</w:t>
       </w:r>
       <w:r>
         <w:t xml:space="preserve">, with the short answer and where the long one lives:</w:t>
@@ -573,6 +681,34 @@
       </w:r>
       <w:r>
         <w:t xml:space="preserve">“Why the coefficient is not applied uniformly.”</w:t>
+      </w:r>
+    </w:p>
+    <w:p>
+      <w:pPr>
+        <w:pStyle w:val="Compact"/>
+        <w:numPr>
+          <w:ilvl w:val="0"/>
+          <w:numId w:val="1001"/>
+        </w:numPr>
+      </w:pPr>
+      <w:r>
+        <w:rPr>
+          <w:i/>
+          <w:iCs/>
+        </w:rPr>
+        <w:t xml:space="preserve">“Your model says Uncertain for most listings. How much of the $7.6M rests on calls you can't actually make?”</w:t>
+      </w:r>
+      <w:r>
+        <w:t xml:space="preserve"> </w:t>
+      </w:r>
+      <w:r>
+        <w:t xml:space="preserve">— 69% of it. The confident subset alone is $2.34M host GBV / $363K a year in fees, which still funds the build. See</w:t>
+      </w:r>
+      <w:r>
+        <w:t xml:space="preserve"> </w:t>
+      </w:r>
+      <w:r>
+        <w:t xml:space="preserve">“How much of the figure rests on a confident call.”</w:t>
       </w:r>
     </w:p>
     <w:bookmarkEnd w:id="9"/>
@@ -1577,6 +1713,48 @@
         <w:t xml:space="preserve">Short-stay is the harder, more variable segment; monthly rentals price more uniformly. Reporting the two separately is the honest presentation of true nightly-pricing accuracy, rather than a single blended figure that would overstate short-stay performance.</w:t>
       </w:r>
     </w:p>
+    <w:p>
+      <w:pPr>
+        <w:pStyle w:val="BodyText"/>
+      </w:pPr>
+      <w:r>
+        <w:rPr>
+          <w:b/>
+          <w:bCs/>
+        </w:rPr>
+        <w:t xml:space="preserve">Why the two markets diverge.</w:t>
+      </w:r>
+      <w:r>
+        <w:t xml:space="preserve"> </w:t>
+      </w:r>
+      <w:r>
+        <w:t xml:space="preserve">The split is not only a statistical convenience; the two groups sell against different alternatives. A short-stay listing competes with hotels and with other short-stay listings for the same specific dates, where a guest can compare several options in minutes and switching costs nothing. A monthly listing — defined here by a 28-night minimum — competes with apartment sublets and corporate housing, and its guest is solving a housing problem (a relocation, a contract, a semester) against a far thinner set of substitutes. That difference in the substitute set is the mechanism behind the elasticity results reported later in this document: short-stay demand moves measurably with price (β = −0.916), while the monthly panel returned no detectable response at all.</w:t>
+      </w:r>
+    </w:p>
+    <w:p>
+      <w:pPr>
+        <w:pStyle w:val="BodyText"/>
+      </w:pPr>
+      <w:r>
+        <w:t xml:space="preserve">It is worth stating precisely what that second result is and is not. It is a</w:t>
+      </w:r>
+      <w:r>
+        <w:t xml:space="preserve"> </w:t>
+      </w:r>
+      <w:r>
+        <w:rPr>
+          <w:b/>
+          <w:bCs/>
+        </w:rPr>
+        <w:t xml:space="preserve">failure to detect</w:t>
+      </w:r>
+      <w:r>
+        <w:t xml:space="preserve"> </w:t>
+      </w:r>
+      <w:r>
+        <w:t xml:space="preserve">a price response in a small pilot, not a demonstration that monthly guests are insensitive to price. The distinction matters because the entire monthly revenue figure rests on it, and because the two claims would justify very different confidence in the number. One engine serves both markets; it is calibrated separately for each, with its own comparables and its own elasticity treatment, and no pooled estimate of anything is computed in production.</w:t>
+      </w:r>
+    </w:p>
     <w:bookmarkEnd w:id="14"/>
     <w:bookmarkStart w:id="15" w:name="seasonality-proof-of-concept"/>
     <w:p>
@@ -2900,6 +3078,97 @@
         <w:t xml:space="preserve">should specify which one it means.</w:t>
       </w:r>
     </w:p>
+    <w:p>
+      <w:pPr>
+        <w:pStyle w:val="BodyText"/>
+      </w:pPr>
+      <w:r>
+        <w:rPr>
+          <w:b/>
+          <w:bCs/>
+        </w:rPr>
+        <w:t xml:space="preserve">Why this is a modelling constraint, not just a finding.</w:t>
+      </w:r>
+      <w:r>
+        <w:t xml:space="preserve"> </w:t>
+      </w:r>
+      <w:r>
+        <w:t xml:space="preserve">Review count is not a competing lever alongside price; it is a</w:t>
+      </w:r>
+      <w:r>
+        <w:t xml:space="preserve"> </w:t>
+      </w:r>
+      <w:r>
+        <w:rPr>
+          <w:b/>
+          <w:bCs/>
+        </w:rPr>
+        <w:t xml:space="preserve">confounder of any naive price comparison</w:t>
+      </w:r>
+      <w:r>
+        <w:t xml:space="preserve">. Two listings advertised at the same nightly rate are not equivalent if one carries four hundred reviews and the other three, because the reputation difference moves occupancy on its own. This is the reason the question</w:t>
+      </w:r>
+      <w:r>
+        <w:t xml:space="preserve"> </w:t>
+      </w:r>
+      <w:r>
+        <w:t xml:space="preserve">“is this listing expensive?”</w:t>
+      </w:r>
+      <w:r>
+        <w:t xml:space="preserve"> </w:t>
+      </w:r>
+      <w:r>
+        <w:t xml:space="preserve">has no answer when asked of a price in isolation, and the reason it cannot be answered by comparing prices within a neighborhood either. Both the GBM and the KNN cohort match therefore condition on reputation, location, size, property type and amenities before any pricing gap is computed.</w:t>
+      </w:r>
+    </w:p>
+    <w:p>
+      <w:pPr>
+        <w:pStyle w:val="BodyText"/>
+      </w:pPr>
+      <w:r>
+        <w:t xml:space="preserve">The consequence is that the model answers a narrower and more defensible question than</w:t>
+      </w:r>
+      <w:r>
+        <w:t xml:space="preserve"> </w:t>
+      </w:r>
+      <w:r>
+        <w:t xml:space="preserve">“is this listing overpriced?”</w:t>
+      </w:r>
+      <w:r>
+        <w:t xml:space="preserve"> </w:t>
+      </w:r>
+      <w:r>
+        <w:t xml:space="preserve">It answers:</w:t>
+      </w:r>
+      <w:r>
+        <w:t xml:space="preserve"> </w:t>
+      </w:r>
+      <w:r>
+        <w:rPr>
+          <w:i/>
+          <w:iCs/>
+        </w:rPr>
+        <w:t xml:space="preserve">what would this listing charge if it were priced like its genuine peers?</w:t>
+      </w:r>
+      <w:r>
+        <w:t xml:space="preserve"> </w:t>
+      </w:r>
+      <w:r>
+        <w:t xml:space="preserve">That is a conditional expectation, not a causal optimum, and the distinction is carried through every downstream figure in this document — see</w:t>
+      </w:r>
+      <w:r>
+        <w:t xml:space="preserve"> </w:t>
+      </w:r>
+      <w:r>
+        <w:t xml:space="preserve">“Limitations Carried Forward,”</w:t>
+      </w:r>
+      <w:r>
+        <w:t xml:space="preserve"> </w:t>
+      </w:r>
+      <w:r>
+        <w:t xml:space="preserve">where the residual is described as a conditional pricing gap rather than proof of causal mispricing.</w:t>
+      </w:r>
+    </w:p>
     <w:bookmarkEnd w:id="22"/>
     <w:bookmarkEnd w:id="23"/>
     <w:bookmarkStart w:id="27" w:name="X58630797d8d264ac7d59b7d5b96778656a06b1d"/>
@@ -3138,7 +3407,7 @@
     </w:p>
     <w:bookmarkEnd w:id="30"/>
     <w:bookmarkEnd w:id="31"/>
-    <w:bookmarkStart w:id="42" w:name="price-elasticity-the-airroi-pilot"/>
+    <w:bookmarkStart w:id="43" w:name="price-elasticity-the-airroi-pilot"/>
     <w:p>
       <w:pPr>
         <w:pStyle w:val="Heading1"/>
@@ -3628,7 +3897,7 @@
       </w:r>
     </w:p>
     <w:bookmarkEnd w:id="34"/>
-    <w:bookmarkStart w:id="41" w:name="what-this-changes-financially"/>
+    <w:bookmarkStart w:id="42" w:name="what-this-changes-financially"/>
     <w:p>
       <w:pPr>
         <w:pStyle w:val="Heading2"/>
@@ -4664,8 +4933,405 @@
         <w:t xml:space="preserve">the GBV delta; they are the mechanism that produces the −$0.70M, not a separate bucket to add on top.</w:t>
       </w:r>
     </w:p>
+    <w:p>
+      <w:pPr>
+        <w:pStyle w:val="BodyText"/>
+      </w:pPr>
+      <w:r>
+        <w:rPr>
+          <w:b/>
+          <w:bCs/>
+        </w:rPr>
+        <w:t xml:space="preserve">The arithmetic is reproducible from committed data.</w:t>
+      </w:r>
+      <w:r>
+        <w:t xml:space="preserve"> </w:t>
+      </w:r>
+      <w:r>
+        <w:rPr>
+          <w:rStyle w:val="VerbatimChar"/>
+        </w:rPr>
+        <w:t xml:space="preserve">model v4/elasticity/reproduce_revenue_lift.py</w:t>
+      </w:r>
+      <w:r>
+        <w:t xml:space="preserve"> </w:t>
+      </w:r>
+      <w:r>
+        <w:t xml:space="preserve">regenerates these figures from</w:t>
+      </w:r>
+      <w:r>
+        <w:t xml:space="preserve"> </w:t>
+      </w:r>
+      <w:r>
+        <w:rPr>
+          <w:rStyle w:val="VerbatimChar"/>
+        </w:rPr>
+        <w:t xml:space="preserve">active_listings_clean_v6.csv</w:t>
+      </w:r>
+      <w:r>
+        <w:t xml:space="preserve"> </w:t>
+      </w:r>
+      <w:r>
+        <w:t xml:space="preserve">and the model outputs, so the numbers can be checked rather than taken on trust. It returns $7.56M host GBV, $1.17M in Airbnb fees and 77,499 nights against the $7.57M / $1.17M / 77,606 reported here — agreement to roughly 0.1%, with the small residual coming from the outlier-trim boundary. Two implementation details are documented in the script because both are easy to get wrong: the 1–99 percentile trim is applied to</w:t>
+      </w:r>
+      <w:r>
+        <w:t xml:space="preserve"> </w:t>
+      </w:r>
+      <w:r>
+        <w:rPr>
+          <w:b/>
+          <w:bCs/>
+        </w:rPr>
+        <w:t xml:space="preserve">nightly price</w:t>
+      </w:r>
+      <w:r>
+        <w:t xml:space="preserve">, not to the revenue delta (trimming the delta instead produces $5.97M, a $1.6M understatement), and the recovered-nights total is summed across</w:t>
+      </w:r>
+      <w:r>
+        <w:t xml:space="preserve"> </w:t>
+      </w:r>
+      <w:r>
+        <w:rPr>
+          <w:b/>
+          <w:bCs/>
+        </w:rPr>
+        <w:t xml:space="preserve">both review tiers</w:t>
+      </w:r>
+      <w:r>
+        <w:t xml:space="preserve">, because the sub-142 tier held at breakeven nets zero revenue while still recovering real bookings — counting nights only where revenue is non-zero undercounts them roughly threefold.</w:t>
+      </w:r>
+    </w:p>
     <w:bookmarkEnd w:id="39"/>
-    <w:bookmarkStart w:id="40" w:name="X948d7b157d6d96df184eb648c28201c3f45c051"/>
+    <w:bookmarkStart w:id="40" w:name="X094832c08797cd38bbad65668aef20d0fc4b03b"/>
+    <w:p>
+      <w:pPr>
+        <w:pStyle w:val="Heading3"/>
+      </w:pPr>
+      <w:r>
+        <w:t xml:space="preserve">How much of the figure rests on a confident call</w:t>
+      </w:r>
+    </w:p>
+    <w:p>
+      <w:pPr>
+        <w:pStyle w:val="FirstParagraph"/>
+      </w:pPr>
+      <w:r>
+        <w:t xml:space="preserve">The model issues a directional call —</w:t>
+      </w:r>
+      <w:r>
+        <w:t xml:space="preserve"> </w:t>
+      </w:r>
+      <w:r>
+        <w:t xml:space="preserve">“confident: raise,”</w:t>
+      </w:r>
+      <w:r>
+        <w:t xml:space="preserve"> </w:t>
+      </w:r>
+      <w:r>
+        <w:t xml:space="preserve">“confident: lower,”</w:t>
+      </w:r>
+      <w:r>
+        <w:t xml:space="preserve"> </w:t>
+      </w:r>
+      <w:r>
+        <w:t xml:space="preserve">or</w:t>
+      </w:r>
+      <w:r>
+        <w:t xml:space="preserve"> </w:t>
+      </w:r>
+      <w:r>
+        <w:t xml:space="preserve">“uncertain”</w:t>
+      </w:r>
+      <w:r>
+        <w:t xml:space="preserve"> </w:t>
+      </w:r>
+      <w:r>
+        <w:t xml:space="preserve">— based on whether a listing's current price falls entirely outside its own calibrated interval. It returns a confident call on roughly one listing in five, which means most of the headline figure comes from listings the model will not make a directional call on. This is stated here rather than left to be discovered.</w:t>
+      </w:r>
+    </w:p>
+    <w:tbl>
+      <w:tblPr>
+        <w:tblStyle w:val="Table"/>
+        <w:tblW w:type="pct" w:w="4878"/>
+        <w:tblLayout w:type="fixed"/>
+        <w:tblLook w:firstRow="1" w:lastRow="0" w:firstColumn="0" w:lastColumn="0" w:noHBand="0" w:noVBand="0" w:val="0020"/>
+      </w:tblPr>
+      <w:tblGrid>
+        <w:gridCol w:w="2800"/>
+        <w:gridCol w:w="1448"/>
+        <w:gridCol w:w="1448"/>
+        <w:gridCol w:w="2028"/>
+      </w:tblGrid>
+      <w:tr>
+        <w:trPr>
+          <w:tblHeader w:val="on"/>
+        </w:trPr>
+        <w:tc>
+          <w:tcPr/>
+          <w:p>
+            <w:pPr>
+              <w:pStyle w:val="Compact"/>
+              <w:jc w:val="left"/>
+            </w:pPr>
+            <w:r>
+              <w:rPr>
+                <w:b/>
+                <w:bCs/>
+              </w:rPr>
+              <w:t xml:space="preserve">Confidence bucket</w:t>
+            </w:r>
+          </w:p>
+        </w:tc>
+        <w:tc>
+          <w:tcPr/>
+          <w:p>
+            <w:pPr>
+              <w:pStyle w:val="Compact"/>
+              <w:jc w:val="left"/>
+            </w:pPr>
+            <w:r>
+              <w:rPr>
+                <w:b/>
+                <w:bCs/>
+              </w:rPr>
+              <w:t xml:space="preserve">Listings</w:t>
+            </w:r>
+          </w:p>
+        </w:tc>
+        <w:tc>
+          <w:tcPr/>
+          <w:p>
+            <w:pPr>
+              <w:pStyle w:val="Compact"/>
+              <w:jc w:val="left"/>
+            </w:pPr>
+            <w:r>
+              <w:rPr>
+                <w:b/>
+                <w:bCs/>
+              </w:rPr>
+              <w:t xml:space="preserve">Host GBV</w:t>
+            </w:r>
+          </w:p>
+        </w:tc>
+        <w:tc>
+          <w:tcPr/>
+          <w:p>
+            <w:pPr>
+              <w:pStyle w:val="Compact"/>
+              <w:jc w:val="left"/>
+            </w:pPr>
+            <w:r>
+              <w:rPr>
+                <w:b/>
+                <w:bCs/>
+              </w:rPr>
+              <w:t xml:space="preserve">Share</w:t>
+            </w:r>
+          </w:p>
+        </w:tc>
+      </w:tr>
+      <w:tr>
+        <w:tc>
+          <w:tcPr/>
+          <w:p>
+            <w:pPr>
+              <w:pStyle w:val="Compact"/>
+              <w:jc w:val="left"/>
+            </w:pPr>
+            <w:r>
+              <w:t xml:space="preserve">Confident: raise price</w:t>
+            </w:r>
+          </w:p>
+        </w:tc>
+        <w:tc>
+          <w:tcPr/>
+          <w:p>
+            <w:pPr>
+              <w:pStyle w:val="Compact"/>
+              <w:jc w:val="left"/>
+            </w:pPr>
+            <w:r>
+              <w:t xml:space="preserve">449</w:t>
+            </w:r>
+          </w:p>
+        </w:tc>
+        <w:tc>
+          <w:tcPr/>
+          <w:p>
+            <w:pPr>
+              <w:pStyle w:val="Compact"/>
+              <w:jc w:val="left"/>
+            </w:pPr>
+            <w:r>
+              <w:t xml:space="preserve">+$2.79M</w:t>
+            </w:r>
+          </w:p>
+        </w:tc>
+        <w:tc>
+          <w:tcPr/>
+          <w:p>
+            <w:pPr>
+              <w:pStyle w:val="Compact"/>
+              <w:jc w:val="left"/>
+            </w:pPr>
+            <w:r>
+              <w:t xml:space="preserve">—</w:t>
+            </w:r>
+          </w:p>
+        </w:tc>
+      </w:tr>
+      <w:tr>
+        <w:tc>
+          <w:tcPr/>
+          <w:p>
+            <w:pPr>
+              <w:pStyle w:val="Compact"/>
+              <w:jc w:val="left"/>
+            </w:pPr>
+            <w:r>
+              <w:t xml:space="preserve">Confident: lower price</w:t>
+            </w:r>
+          </w:p>
+        </w:tc>
+        <w:tc>
+          <w:tcPr/>
+          <w:p>
+            <w:pPr>
+              <w:pStyle w:val="Compact"/>
+              <w:jc w:val="left"/>
+            </w:pPr>
+            <w:r>
+              <w:t xml:space="preserve">94</w:t>
+            </w:r>
+          </w:p>
+        </w:tc>
+        <w:tc>
+          <w:tcPr/>
+          <w:p>
+            <w:pPr>
+              <w:pStyle w:val="Compact"/>
+              <w:jc w:val="left"/>
+            </w:pPr>
+            <w:r>
+              <w:t xml:space="preserve">−$0.45M</w:t>
+            </w:r>
+          </w:p>
+        </w:tc>
+        <w:tc>
+          <w:tcPr/>
+          <w:p>
+            <w:pPr>
+              <w:pStyle w:val="Compact"/>
+              <w:jc w:val="left"/>
+            </w:pPr>
+            <w:r>
+              <w:t xml:space="preserve">—</w:t>
+            </w:r>
+          </w:p>
+        </w:tc>
+      </w:tr>
+      <w:tr>
+        <w:tc>
+          <w:tcPr/>
+          <w:p>
+            <w:pPr>
+              <w:pStyle w:val="Compact"/>
+              <w:jc w:val="left"/>
+            </w:pPr>
+            <w:r>
+              <w:t xml:space="preserve">Uncertain (inside interval)</w:t>
+            </w:r>
+          </w:p>
+        </w:tc>
+        <w:tc>
+          <w:tcPr/>
+          <w:p>
+            <w:pPr>
+              <w:pStyle w:val="Compact"/>
+              <w:jc w:val="left"/>
+            </w:pPr>
+            <w:r>
+              <w:t xml:space="preserve">3,192</w:t>
+            </w:r>
+          </w:p>
+        </w:tc>
+        <w:tc>
+          <w:tcPr/>
+          <w:p>
+            <w:pPr>
+              <w:pStyle w:val="Compact"/>
+              <w:jc w:val="left"/>
+            </w:pPr>
+            <w:r>
+              <w:t xml:space="preserve">+$5.21M</w:t>
+            </w:r>
+          </w:p>
+        </w:tc>
+        <w:tc>
+          <w:tcPr/>
+          <w:p>
+            <w:pPr>
+              <w:pStyle w:val="Compact"/>
+              <w:jc w:val="left"/>
+            </w:pPr>
+            <w:r>
+              <w:rPr>
+                <w:b/>
+                <w:bCs/>
+              </w:rPr>
+              <w:t xml:space="preserve">69% of total</w:t>
+            </w:r>
+          </w:p>
+        </w:tc>
+      </w:tr>
+    </w:tbl>
+    <w:p>
+      <w:pPr>
+        <w:pStyle w:val="BodyText"/>
+      </w:pPr>
+      <w:r>
+        <w:t xml:space="preserve">Two things follow. First,</w:t>
+      </w:r>
+      <w:r>
+        <w:t xml:space="preserve"> </w:t>
+      </w:r>
+      <w:r>
+        <w:t xml:space="preserve">“Uncertain”</w:t>
+      </w:r>
+      <w:r>
+        <w:t xml:space="preserve"> </w:t>
+      </w:r>
+      <w:r>
+        <w:t xml:space="preserve">is a statement about the width of the interval, not the absence of signal: the revenue math uses q50, the central estimate, which remains the best point estimate for a listing regardless of how wide the band around it is, and the model-noise discount already haircuts the gap for precisely that reason. Second, and more usefully, the confident subset alone is worth</w:t>
+      </w:r>
+      <w:r>
+        <w:t xml:space="preserve"> </w:t>
+      </w:r>
+      <w:r>
+        <w:rPr>
+          <w:b/>
+          <w:bCs/>
+        </w:rPr>
+        <w:t xml:space="preserve">$2.34M in host GBV, or $363K/yr in Airbnb fees at full adoption</w:t>
+      </w:r>
+      <w:r>
+        <w:t xml:space="preserve"> </w:t>
+      </w:r>
+      <w:r>
+        <w:t xml:space="preserve">— against a $65K build and $30K/yr run cost. It clears the funding bar on its own.</w:t>
+      </w:r>
+    </w:p>
+    <w:p>
+      <w:pPr>
+        <w:pStyle w:val="BodyText"/>
+      </w:pPr>
+      <w:r>
+        <w:t xml:space="preserve">That is the point worth making rather than defending the larger number: the decision to fund does not change whether the reviewer accepts $7.57M or only $2.34M. Both are shown for that reason. Backup slide B4 carries this table if the question comes up live.</w:t>
+      </w:r>
+    </w:p>
+    <w:bookmarkEnd w:id="40"/>
+    <w:bookmarkStart w:id="41" w:name="X948d7b157d6d96df184eb648c28201c3f45c051"/>
     <w:p>
       <w:pPr>
         <w:pStyle w:val="Heading3"/>
@@ -4707,10 +5373,10 @@
         <w:t xml:space="preserve">AirROI here stands in for the first-party booking data Airbnb itself would already have internally. The pitch's framing is proof-of-mechanism, not proof at Airbnb's true scale: the technique (two-way fixed effects on real price/occupancy panel data) is what a production deployment would run on Airbnb's own full booking history, not on this 258-listing proxy sample.</w:t>
       </w:r>
     </w:p>
-    <w:bookmarkEnd w:id="40"/>
     <w:bookmarkEnd w:id="41"/>
     <w:bookmarkEnd w:id="42"/>
-    <w:bookmarkStart w:id="49" w:name="the-financial-case-cost-roi-and-timeline"/>
+    <w:bookmarkEnd w:id="43"/>
+    <w:bookmarkStart w:id="50" w:name="the-financial-case-cost-roi-and-timeline"/>
     <w:p>
       <w:pPr>
         <w:pStyle w:val="Heading1"/>
@@ -4719,7 +5385,7 @@
         <w:t xml:space="preserve">The Financial Case: Cost, ROI, and Timeline</w:t>
       </w:r>
     </w:p>
-    <w:bookmarkStart w:id="43" w:name="cost-methodology"/>
+    <w:bookmarkStart w:id="44" w:name="cost-methodology"/>
     <w:p>
       <w:pPr>
         <w:pStyle w:val="Heading2"/>
@@ -4768,8 +5434,8 @@
         <w:t xml:space="preserve">(Sculley et al., Google, NeurIPS 2015) justifies a distinct recurring line for retraining, pipeline maintenance, and monitoring, which a conventional software TCO would understate.</w:t>
       </w:r>
     </w:p>
-    <w:bookmarkEnd w:id="43"/>
-    <w:bookmarkStart w:id="44" w:name="incremental-not-greenfield"/>
+    <w:bookmarkEnd w:id="44"/>
+    <w:bookmarkStart w:id="45" w:name="incremental-not-greenfield"/>
     <w:p>
       <w:pPr>
         <w:pStyle w:val="Heading2"/>
@@ -5025,8 +5691,8 @@
         <w:t xml:space="preserve">externally sourced. The presentation leads with the incremental number, which produces the stronger ROI, so the greenfield figure is shown alongside it rather than dropped, and the reasoning for preferring the incremental basis is stated rather than assumed.</w:t>
       </w:r>
     </w:p>
-    <w:bookmarkEnd w:id="44"/>
-    <w:bookmarkStart w:id="45" w:name="return-by-adoption"/>
+    <w:bookmarkEnd w:id="45"/>
+    <w:bookmarkStart w:id="46" w:name="return-by-adoption"/>
     <w:p>
       <w:pPr>
         <w:pStyle w:val="Heading2"/>
@@ -5469,8 +6135,8 @@
         <w:t xml:space="preserve">A structural point worth making if the revenue figure is challenged: because the incremental cost base is small, the ROI conclusion is largely insensitive to which revenue estimate is used. Whether the true figure is $7.57M or several times that, the project clears a funding threshold comfortably. The argument does not depend on winning the argument about the exact revenue number.</w:t>
       </w:r>
     </w:p>
-    <w:bookmarkEnd w:id="45"/>
-    <w:bookmarkStart w:id="46" w:name="time-value"/>
+    <w:bookmarkEnd w:id="46"/>
+    <w:bookmarkStart w:id="47" w:name="time-value"/>
     <w:p>
       <w:pPr>
         <w:pStyle w:val="Heading2"/>
@@ -5508,8 +6174,8 @@
         <w:t xml:space="preserve">Both nominal and NPV figures are shown throughout. Presenting nominal sums under an NPV banner would be the dishonest version, and a rigorous audience asks whether discounting was applied.</w:t>
       </w:r>
     </w:p>
-    <w:bookmarkEnd w:id="46"/>
-    <w:bookmarkStart w:id="47" w:name="adoption-ramp-and-five-year-timeline"/>
+    <w:bookmarkEnd w:id="47"/>
+    <w:bookmarkStart w:id="48" w:name="adoption-ramp-and-five-year-timeline"/>
     <w:p>
       <w:pPr>
         <w:pStyle w:val="Heading2"/>
@@ -6034,8 +6700,8 @@
         <w:t xml:space="preserve">Steady state is deliberately set at 42%, just under the real SaaS top-quartile benchmark, rather than anywhere near full adoption. No verified case study of an Airbnb-specific host-tool adoption curve exists; this is a recalibration of general benchmarks and is labeled as such rather than presented as a directly analogous rollout.</w:t>
       </w:r>
     </w:p>
-    <w:bookmarkEnd w:id="47"/>
-    <w:bookmarkStart w:id="48" w:name="why-this-is-a-floor"/>
+    <w:bookmarkEnd w:id="48"/>
+    <w:bookmarkStart w:id="49" w:name="why-this-is-a-floor"/>
     <w:p>
       <w:pPr>
         <w:pStyle w:val="Heading2"/>
@@ -6268,9 +6934,9 @@
         <w:t xml:space="preserve">intra-platform substitution. When an overpriced listing cuts its price and fills a night, that booking may have moved from another Airbnb listing rather than being new to the platform. This is not subtracted, so the recovered-nights figure is slightly overstated at the platform level. It matters little in practice because it touches only the overpriced side, whose total host-GBV effect is −$0.70M to begin with, and because the excluded hotel win-back upside (item 7) is very likely larger than the cannibalization not subtracted. The two unmeasured substitution effects run in opposite directions and the one left out favors the platform.</w:t>
       </w:r>
     </w:p>
-    <w:bookmarkEnd w:id="48"/>
     <w:bookmarkEnd w:id="49"/>
-    <w:bookmarkStart w:id="50" w:name="where-we-landed"/>
+    <w:bookmarkEnd w:id="50"/>
+    <w:bookmarkStart w:id="51" w:name="where-we-landed"/>
     <w:p>
       <w:pPr>
         <w:pStyle w:val="Heading1"/>
@@ -6369,8 +7035,52 @@
         <w:t xml:space="preserve">, against a $65K incremental build and $30K/yr run cost, discounted at 10% and net-positive in Year 1.</w:t>
       </w:r>
     </w:p>
-    <w:bookmarkEnd w:id="50"/>
-    <w:bookmarkStart w:id="51" w:name="business-recommendations"/>
+    <w:p>
+      <w:pPr>
+        <w:numPr>
+          <w:ilvl w:val="0"/>
+          <w:numId w:val="1004"/>
+        </w:numPr>
+      </w:pPr>
+      <w:r>
+        <w:t xml:space="preserve">A second, harder floor beneath that headline: restricted to the 543 listings the model will make a confident directional call on, the case is</w:t>
+      </w:r>
+      <w:r>
+        <w:t xml:space="preserve"> </w:t>
+      </w:r>
+      <w:r>
+        <w:rPr>
+          <w:b/>
+          <w:bCs/>
+        </w:rPr>
+        <w:t xml:space="preserve">$2.34M host GBV / $363K a year in fees</w:t>
+      </w:r>
+      <w:r>
+        <w:t xml:space="preserve">, which still clears the same build and run cost. The funding decision does not depend on which of the two figures a reviewer accepts.</w:t>
+      </w:r>
+    </w:p>
+    <w:p>
+      <w:pPr>
+        <w:numPr>
+          <w:ilvl w:val="0"/>
+          <w:numId w:val="1004"/>
+        </w:numPr>
+      </w:pPr>
+      <w:r>
+        <w:t xml:space="preserve">A reproduction script (</w:t>
+      </w:r>
+      <w:r>
+        <w:rPr>
+          <w:rStyle w:val="VerbatimChar"/>
+        </w:rPr>
+        <w:t xml:space="preserve">reproduce_revenue_lift.py</w:t>
+      </w:r>
+      <w:r>
+        <w:t xml:space="preserve">) that regenerates the headline figures from committed data to within 0.1%, so the arithmetic behind the business case can be checked directly rather than taken on trust.</w:t>
+      </w:r>
+    </w:p>
+    <w:bookmarkEnd w:id="51"/>
+    <w:bookmarkStart w:id="52" w:name="business-recommendations"/>
     <w:p>
       <w:pPr>
         <w:pStyle w:val="Heading1"/>
@@ -6467,8 +7177,8 @@
         <w:t xml:space="preserve">Revisit the monthly-segment elasticity once more within-listing price variation exists to detect it; the current null result reflects insufficient signal in the pilot data, not evidence that monthly pricing doesn't matter.</w:t>
       </w:r>
     </w:p>
-    <w:bookmarkEnd w:id="51"/>
-    <w:bookmarkStart w:id="52" w:name="relevance-to-the-team"/>
+    <w:bookmarkEnd w:id="52"/>
+    <w:bookmarkStart w:id="53" w:name="relevance-to-the-team"/>
     <w:p>
       <w:pPr>
         <w:pStyle w:val="Heading1"/>
@@ -6535,8 +7245,8 @@
         <w:t xml:space="preserve">Other team members can speak to their own parallels if the question comes up in Q&amp;A. One concrete example carries more weight here than five general ones, so this section is deliberately not five paragraphs.</w:t>
       </w:r>
     </w:p>
-    <w:bookmarkEnd w:id="52"/>
-    <w:bookmarkStart w:id="53" w:name="limitations-carried-forward"/>
+    <w:bookmarkEnd w:id="53"/>
+    <w:bookmarkStart w:id="54" w:name="limitations-carried-forward"/>
     <w:p>
       <w:pPr>
         <w:pStyle w:val="Heading1"/>
@@ -6673,7 +7383,7 @@
         <w:t xml:space="preserve">Companion document: Anticipated Questions (Red Team) covers the sharpest likely challenges to this work, with answers prepared in advance, for use during live Q&amp;A.</w:t>
       </w:r>
     </w:p>
-    <w:bookmarkEnd w:id="53"/>
+    <w:bookmarkEnd w:id="54"/>
     <w:sectPr>
       <w:footnotePr>
         <w:numRestart w:val="eachSect"/>

--- a/NYC_Airbnb_Appendix_Technical.docx
+++ b/NYC_Airbnb_Appendix_Technical.docx
@@ -31,7 +31,7 @@
         <w:pStyle w:val="BodyText"/>
       </w:pPr>
       <w:r>
-        <w:t xml:space="preserve">BANA 5160 Capstone — Team 6</w:t>
+        <w:t xml:space="preserve">BANA 5160 Capstone · Team 6</w:t>
       </w:r>
       <w:r>
         <w:br/>
@@ -240,7 +240,7 @@
               <w:jc w:val="left"/>
             </w:pPr>
             <w:r>
-              <w:t xml:space="preserve">Model choice, approach, tools —</w:t>
+              <w:t xml:space="preserve">Model choice, approach, tools:</w:t>
             </w:r>
             <w:r>
               <w:t xml:space="preserve"> </w:t>
@@ -386,7 +386,7 @@
               <w:jc w:val="left"/>
             </w:pPr>
             <w:r>
-              <w:t xml:space="preserve">Model V2 —</w:t>
+              <w:t xml:space="preserve">Model V2,</w:t>
             </w:r>
             <w:r>
               <w:t xml:space="preserve"> </w:t>
@@ -456,7 +456,7 @@
               <w:jc w:val="left"/>
             </w:pPr>
             <w:r>
-              <w:t xml:space="preserve">The combined figure — the</w:t>
+              <w:t xml:space="preserve">The combined figure, the</w:t>
             </w:r>
             <w:r>
               <w:t xml:space="preserve"> </w:t>
@@ -612,7 +612,7 @@
         <w:t xml:space="preserve"> </w:t>
       </w:r>
       <w:r>
-        <w:t xml:space="preserve">— Yes. See</w:t>
+        <w:t xml:space="preserve">Yes. See</w:t>
       </w:r>
       <w:r>
         <w:t xml:space="preserve"> </w:t>
@@ -640,7 +640,7 @@
         <w:t xml:space="preserve"> </w:t>
       </w:r>
       <w:r>
-        <w:t xml:space="preserve">— See</w:t>
+        <w:t xml:space="preserve">See</w:t>
       </w:r>
       <w:r>
         <w:t xml:space="preserve"> </w:t>
@@ -674,7 +674,7 @@
         <w:t xml:space="preserve"> </w:t>
       </w:r>
       <w:r>
-        <w:t xml:space="preserve">— Yes, and it is applied only to the tier it was measured on. See</w:t>
+        <w:t xml:space="preserve">Yes, and it is applied only to the tier it was measured on. See</w:t>
       </w:r>
       <w:r>
         <w:t xml:space="preserve"> </w:t>
@@ -702,7 +702,7 @@
         <w:t xml:space="preserve"> </w:t>
       </w:r>
       <w:r>
-        <w:t xml:space="preserve">— 69% of it. The confident subset alone is $2.34M host GBV / $363K a year in fees, which still funds the build. See</w:t>
+        <w:t xml:space="preserve">69% of it. The confident subset alone is $2.34M host GBV / $363K a year in fees, which still funds the build. See</w:t>
       </w:r>
       <w:r>
         <w:t xml:space="preserve"> </w:t>
@@ -726,7 +726,7 @@
         <w:pStyle w:val="FirstParagraph"/>
       </w:pPr>
       <w:r>
-        <w:t xml:space="preserve">This document traces the full development history of the NYC Airbnb Fair-Price Model, from the Model V1 baseline through the current GBM-based deliverable, the interactive host-facing tools, and the real-price scraper. It documents what was tried at each stage, why it was accepted or abandoned, and what we ultimately landed on for the final product. The dataset throughout is Inside Airbnb NYC, snapshot June 14, 2026: 30,259 raw listings filtered to 9,752 active listings (price &gt; 0, availability &gt; 0, at least one review in the trailing 12 months).</w:t>
+        <w:t xml:space="preserve">This document traces the full development history of the NYC Airbnb Fair-Price Model, from the Model V1 baseline through the current GBM-based deliverable, the interactive host-facing tools, and the real-price scraper. It documents what was tried at each stage, why it was accepted or abandoned, and what we ultimately settled on for the final product. The dataset throughout is Inside Airbnb NYC, snapshot June 14, 2026: 30,259 raw listings filtered to 9,752 active listings (price &gt; 0, availability &gt; 0, at least one review in the trailing 12 months).</w:t>
       </w:r>
     </w:p>
     <w:p>
@@ -756,7 +756,7 @@
         <w:pStyle w:val="Heading1"/>
       </w:pPr>
       <w:r>
-        <w:t xml:space="preserve">Model V1 — Log-Linear OLS Baseline</w:t>
+        <w:t xml:space="preserve">Model V1: Log-Linear OLS Baseline</w:t>
       </w:r>
     </w:p>
     <w:p>
@@ -1014,7 +1014,7 @@
         <w:pStyle w:val="Heading1"/>
       </w:pPr>
       <w:r>
-        <w:t xml:space="preserve">Model V2 — Ridge + KNN, Segment-Split</w:t>
+        <w:t xml:space="preserve">Model V2: Ridge + KNN, Segment-Split</w:t>
       </w:r>
     </w:p>
     <w:bookmarkStart w:id="12" w:name="feature-expansion-and-the-model-bake-off"/>
@@ -1422,7 +1422,7 @@
         <w:pStyle w:val="BodyText"/>
       </w:pPr>
       <w:r>
-        <w:t xml:space="preserve">Two findings drove the V2 decision. First, features mattered far more than model choice: adding neighborhood (206 levels) and property_type to the feature set lifted R² from 0.49 to 0.75 and cut median error from 39.2% to 23.7%, on their own, before any model-family change. Once that richer feature set was in place, every rigid model landed within one percentage point of the others (R² 0.745–0.752), confirming the result was robust to model choice, not an artifact of picking the right algorithm.</w:t>
+        <w:t xml:space="preserve">Two findings drove the V2 decision. First, features mattered far more than model choice: adding neighborhood (206 levels) and property_type to the feature set lifted R² from 0.49 to 0.75 and cut median error from 39.2% to 23.7%, on their own, before any model-family change. Once that richer feature set was in place, every rigid model fell within one percentage point of the others (R² 0.745–0.752), confirming the result was robust to model choice, not an artifact of picking the right algorithm.</w:t>
       </w:r>
     </w:p>
     <w:p>
@@ -1456,7 +1456,7 @@
         <w:pStyle w:val="BodyText"/>
       </w:pPr>
       <w:r>
-        <w:t xml:space="preserve">KNN was deliberately not used as the pricing model itself; Ridge owns that role, and KNN's role is peer retrieval and benchmarking, which is what nearest-neighbor methods are genuinely suited for. Exact-cohort matching succeeded for 9,560 of 9,752 listings (98%); the remainder used the KNN fallback. Across the full dataset, the mean occupancy gap to high performers was 64 days and the mean number of missing high-impact amenities was 3.3, with dedicated workspace, refrigerator, iron, fire extinguisher, and cooking basics the most commonly missing.</w:t>
+        <w:t xml:space="preserve">KNN was deliberately not used as the pricing model itself; Ridge owns that role, and KNN's role is peer retrieval and benchmarking, which is what nearest-neighbor methods are suited for. Exact-cohort matching succeeded for 9,560 of 9,752 listings (98%); the remainder used the KNN fallback. Across the full dataset, the mean occupancy gap to high performers was 64 days and the mean number of missing high-impact amenities was 3.3, with dedicated workspace, refrigerator, iron, fire extinguisher, and cooking basics the most commonly missing.</w:t>
       </w:r>
     </w:p>
     <w:bookmarkEnd w:id="13"/>
@@ -1474,7 +1474,7 @@
         <w:pStyle w:val="FirstParagraph"/>
       </w:pPr>
       <w:r>
-        <w:t xml:space="preserve">The bake-off confirmed that short-stay and monthly rentals price on genuinely different logic, so both the Ridge model and the KNN peer-matching were split by market_segment. A short-stay listing is never benchmarked against a monthly rental. This directly resolved the confound flagged in V1: an earlier KNN pass that ignored market_segment let short-stay listings be benchmarked against high-occupancy monthly rentals, inflating the apparent occupancy gap. Adding the segment key to the cohort match moved 100 listings from exact-match to KNN-fallback and lowered the mean occupancy gap from 90 to 64 days, because the peer sets became genuinely comparable rather than merely similar-looking.</w:t>
+        <w:t xml:space="preserve">The bake-off confirmed that short-stay and monthly rentals price on different logic, so both the Ridge model and the KNN peer-matching were split by market_segment. A short-stay listing is never benchmarked against a monthly rental. This directly resolved the confound flagged in V1: an earlier KNN pass that ignored market_segment let short-stay listings be benchmarked against high-occupancy monthly rentals, inflating the apparent occupancy gap. Adding the segment key to the cohort match moved 100 listings from exact-match to KNN-fallback and lowered the mean occupancy gap from 90 to 64 days, because the peer sets became truly comparable rather than merely similar-looking.</w:t>
       </w:r>
     </w:p>
     <w:tbl>
@@ -1728,7 +1728,7 @@
         <w:t xml:space="preserve"> </w:t>
       </w:r>
       <w:r>
-        <w:t xml:space="preserve">The split is not only a statistical convenience; the two groups sell against different alternatives. A short-stay listing competes with hotels and with other short-stay listings for the same specific dates, where a guest can compare several options in minutes and switching costs nothing. A monthly listing — defined here by a 28-night minimum — competes with apartment sublets and corporate housing, and its guest is solving a housing problem (a relocation, a contract, a semester) against a far thinner set of substitutes. That difference in the substitute set is the mechanism behind the elasticity results reported later in this document: short-stay demand moves measurably with price (β = −0.916), while the monthly panel returned no detectable response at all.</w:t>
+        <w:t xml:space="preserve">The two groups sell against different alternatives, which is the economic basis for splitting them and not merely a statistical one. A short-stay listing competes with hotels and with other short-stay listings for the same specific dates, where a guest can compare several options in minutes and switching costs nothing. A monthly listing, defined here by a 28-night minimum, competes with apartment sublets and corporate housing, and its guest is solving a housing problem (a relocation, a contract, a semester) against a far thinner set of substitutes. That difference in the substitute set is the mechanism behind the elasticity results reported later in this document: short-stay demand moves measurably with price (β = −0.916), while the monthly panel returned no detectable response at all.</w:t>
       </w:r>
     </w:p>
     <w:p>
@@ -1839,7 +1839,7 @@
         <w:pStyle w:val="Heading1"/>
       </w:pPr>
       <w:r>
-        <w:t xml:space="preserve">Model V3 — Confidence Scoring and Host-Tier KNN</w:t>
+        <w:t xml:space="preserve">Model V3: Confidence Scoring and Host-Tier KNN</w:t>
       </w:r>
     </w:p>
     <w:p>
@@ -3154,7 +3154,7 @@
         <w:t xml:space="preserve"> </w:t>
       </w:r>
       <w:r>
-        <w:t xml:space="preserve">That is a conditional expectation, not a causal optimum, and the distinction is carried through every downstream figure in this document — see</w:t>
+        <w:t xml:space="preserve">That is a conditional expectation, not a causal optimum, and the distinction is carried through every downstream figure in this document; see</w:t>
       </w:r>
       <w:r>
         <w:t xml:space="preserve"> </w:t>
@@ -3177,7 +3177,7 @@
         <w:pStyle w:val="Heading1"/>
       </w:pPr>
       <w:r>
-        <w:t xml:space="preserve">Model V4 — GBM Quantile Regression with Conformal Calibration</w:t>
+        <w:t xml:space="preserve">Model V4: GBM Quantile Regression with Conformal Calibration</w:t>
       </w:r>
     </w:p>
     <w:bookmarkStart w:id="24" w:name="reconciling-the-confidence-fix"/>
@@ -3306,7 +3306,7 @@
         <w:pStyle w:val="FirstParagraph"/>
       </w:pPr>
       <w:r>
-        <w:t xml:space="preserve">Building the seasonal layer into an interactive, price-adjustable tool required deciding what to do when the model's assumptions clearly don't hold for a given month or price, rather than letting it produce a confident-looking number regardless. Two mechanisms were added. Flagged months: where a listing's real occupancy diverges by more than 30 percentage points from what peers at a similar price actually achieve, that month is pinned to its real historical occupancy in the tool rather than driven by the price slider, since the gap is too large to be explained by price and reflects something else (a blocked calendar, a vacancy gap between tenants for monthly rentals, or genuinely sharp seasonality). No confident optimal price: the revenue-maximizing price search is capped at the highest price any real peer in the cohort actually charges; if the search would continue climbing past that point, the tool displays an explicit</w:t>
+        <w:t xml:space="preserve">Building the seasonal layer into an interactive, price-adjustable tool required deciding what to do when the model's assumptions clearly don't hold for a given month or price, rather than letting it produce a confident-looking number regardless. Two mechanisms were added. Flagged months: where a listing's real occupancy diverges by more than 30 percentage points from what peers at a similar price actually achieve, that month is pinned to its real historical occupancy in the tool rather than driven by the price slider, since the gap is too large to be explained by price and reflects something else (a blocked calendar, a vacancy gap between tenants for monthly rentals, or sharp seasonality). No confident optimal price: the revenue-maximizing price search is capped at the highest price any real peer in the cohort actually charges; if the search would continue climbing past that point, the tool displays an explicit</w:t>
       </w:r>
       <w:r>
         <w:t xml:space="preserve"> </w:t>
@@ -3344,7 +3344,7 @@
         <w:pStyle w:val="BodyText"/>
       </w:pPr>
       <w:r>
-        <w:t xml:space="preserve">The birds-eye neighborhood map aggregates the same GBM/KNN signals to the neighborhood level, with a toggle between short-stay and monthly segments, since the two behave differently and aggregating them together would blur that difference. Its neighborhood-aggregation pipeline was rebuilt from the current GBM/KNN outputs after it was found to still be running on the earlier Ridge-based files; the rebuild was verified by confirming the two segments produce genuinely different figures (53 versus 39 no-data neighborhoods under the same metric), not merely a cosmetic relabeling. The map itself is a from-scratch Web Mercator projection with no external mapping library or CDN dependency. Both tools share a navigation bar linking between them.</w:t>
+        <w:t xml:space="preserve">The birds-eye neighborhood map aggregates the same GBM/KNN signals to the neighborhood level, with a toggle between short-stay and monthly segments, since the two behave differently and aggregating them together would blur that difference. Its neighborhood-aggregation pipeline was rebuilt from the current GBM/KNN outputs after it was found to still be running on the earlier Ridge-based files; the rebuild was verified by confirming the two segments produce different figures (53 versus 39 no-data neighborhoods under the same metric), not merely a cosmetic relabeling. The map itself is a from-scratch Web Mercator projection with no external mapping library or CDN dependency. Both tools share a navigation bar linking between them.</w:t>
       </w:r>
     </w:p>
     <w:bookmarkEnd w:id="29"/>
@@ -4336,31 +4336,31 @@
               <w:jc w:val="left"/>
             </w:pPr>
             <w:r>
-              <w:t xml:space="preserve">—</w:t>
-            </w:r>
-          </w:p>
-        </w:tc>
-        <w:tc>
-          <w:tcPr/>
-          <w:p>
-            <w:pPr>
-              <w:pStyle w:val="Compact"/>
-              <w:jc w:val="left"/>
-            </w:pPr>
-            <w:r>
-              <w:t xml:space="preserve">—</w:t>
-            </w:r>
-          </w:p>
-        </w:tc>
-        <w:tc>
-          <w:tcPr/>
-          <w:p>
-            <w:pPr>
-              <w:pStyle w:val="Compact"/>
-              <w:jc w:val="left"/>
-            </w:pPr>
-            <w:r>
-              <w:t xml:space="preserve">—</w:t>
+              <w:t xml:space="preserve">n/a</w:t>
+            </w:r>
+          </w:p>
+        </w:tc>
+        <w:tc>
+          <w:tcPr/>
+          <w:p>
+            <w:pPr>
+              <w:pStyle w:val="Compact"/>
+              <w:jc w:val="left"/>
+            </w:pPr>
+            <w:r>
+              <w:t xml:space="preserve">n/a</w:t>
+            </w:r>
+          </w:p>
+        </w:tc>
+        <w:tc>
+          <w:tcPr/>
+          <w:p>
+            <w:pPr>
+              <w:pStyle w:val="Compact"/>
+              <w:jc w:val="left"/>
+            </w:pPr>
+            <w:r>
+              <w:t xml:space="preserve">n/a</w:t>
             </w:r>
           </w:p>
         </w:tc>
@@ -4779,7 +4779,7 @@
               <w:jc w:val="left"/>
             </w:pPr>
             <w:r>
-              <w:t xml:space="preserve">—</w:t>
+              <w:t xml:space="preserve">n/a</w:t>
             </w:r>
           </w:p>
         </w:tc>
@@ -4972,7 +4972,7 @@
         <w:t xml:space="preserve"> </w:t>
       </w:r>
       <w:r>
-        <w:t xml:space="preserve">and the model outputs, so the numbers can be checked rather than taken on trust. It returns $7.56M host GBV, $1.17M in Airbnb fees and 77,499 nights against the $7.57M / $1.17M / 77,606 reported here — agreement to roughly 0.1%, with the small residual coming from the outlier-trim boundary. Two implementation details are documented in the script because both are easy to get wrong: the 1–99 percentile trim is applied to</w:t>
+        <w:t xml:space="preserve">and the model outputs, so the numbers can be checked rather than taken on trust. It returns $7.56M host GBV, $1.17M in Airbnb fees and 77,499 nights against the $7.57M / $1.17M / 77,606 reported here. That is agreement to roughly 0.1%, with the small residual coming from the outlier-trim boundary. Two implementation details are documented in the script because both are easy to get wrong: the 1–99 percentile trim is applied to</w:t>
       </w:r>
       <w:r>
         <w:t xml:space="preserve"> </w:t>
@@ -4998,7 +4998,7 @@
         <w:t xml:space="preserve">both review tiers</w:t>
       </w:r>
       <w:r>
-        <w:t xml:space="preserve">, because the sub-142 tier held at breakeven nets zero revenue while still recovering real bookings — counting nights only where revenue is non-zero undercounts them roughly threefold.</w:t>
+        <w:t xml:space="preserve">, because the sub-142 tier held at breakeven nets zero revenue while still recovering real bookings. Counting nights only where revenue is non-zero undercounts them roughly threefold.</w:t>
       </w:r>
     </w:p>
     <w:bookmarkEnd w:id="39"/>
@@ -5016,7 +5016,7 @@
         <w:pStyle w:val="FirstParagraph"/>
       </w:pPr>
       <w:r>
-        <w:t xml:space="preserve">The model issues a directional call —</w:t>
+        <w:t xml:space="preserve">The model issues one of three directional calls,</w:t>
       </w:r>
       <w:r>
         <w:t xml:space="preserve"> </w:t>
@@ -5040,13 +5040,13 @@
         <w:t xml:space="preserve"> </w:t>
       </w:r>
       <w:r>
-        <w:t xml:space="preserve">“uncertain”</w:t>
-      </w:r>
-      <w:r>
-        <w:t xml:space="preserve"> </w:t>
-      </w:r>
-      <w:r>
-        <w:t xml:space="preserve">— based on whether a listing's current price falls entirely outside its own calibrated interval. It returns a confident call on roughly one listing in five, which means most of the headline figure comes from listings the model will not make a directional call on. This is stated here rather than left to be discovered.</w:t>
+        <w:t xml:space="preserve">“uncertain,”</w:t>
+      </w:r>
+      <w:r>
+        <w:t xml:space="preserve"> </w:t>
+      </w:r>
+      <w:r>
+        <w:t xml:space="preserve">based on whether a listing's current price falls entirely outside its own calibrated interval. It returns a confident call on roughly one listing in five, which means most of the headline figure comes from listings the model will not make a directional call on. This is stated here rather than left to be discovered.</w:t>
       </w:r>
     </w:p>
     <w:tbl>
@@ -5176,7 +5176,7 @@
               <w:jc w:val="left"/>
             </w:pPr>
             <w:r>
-              <w:t xml:space="preserve">—</w:t>
+              <w:t xml:space="preserve">n/a</w:t>
             </w:r>
           </w:p>
         </w:tc>
@@ -5226,7 +5226,7 @@
               <w:jc w:val="left"/>
             </w:pPr>
             <w:r>
-              <w:t xml:space="preserve">—</w:t>
+              <w:t xml:space="preserve">n/a</w:t>
             </w:r>
           </w:p>
         </w:tc>
@@ -5316,10 +5316,7 @@
         <w:t xml:space="preserve">$2.34M in host GBV, or $363K/yr in Airbnb fees at full adoption</w:t>
       </w:r>
       <w:r>
-        <w:t xml:space="preserve"> </w:t>
-      </w:r>
-      <w:r>
-        <w:t xml:space="preserve">— against a $65K build and $30K/yr run cost. It clears the funding bar on its own.</w:t>
+        <w:t xml:space="preserve">, against a $65K build and $30K/yr run cost. It clears the funding bar on its own.</w:t>
       </w:r>
     </w:p>
     <w:p>
@@ -6731,13 +6728,13 @@
           <w:b/>
           <w:bCs/>
         </w:rPr>
-        <w:t xml:space="preserve">Outlier trim</w:t>
-      </w:r>
-      <w:r>
-        <w:t xml:space="preserve"> </w:t>
-      </w:r>
-      <w:r>
-        <w:t xml:space="preserve">— 1–99 percentile, cutting the ~50 luxury listings where GBM reliability breaks down, rather than keeping their large apparent gaps.</w:t>
+        <w:t xml:space="preserve">Outlier trim.</w:t>
+      </w:r>
+      <w:r>
+        <w:t xml:space="preserve"> </w:t>
+      </w:r>
+      <w:r>
+        <w:t xml:space="preserve">1–99 percentile, cutting the ~50 luxury listings where GBM reliability breaks down, rather than keeping their large apparent gaps.</w:t>
       </w:r>
     </w:p>
     <w:p>
@@ -6753,13 +6750,13 @@
           <w:b/>
           <w:bCs/>
         </w:rPr>
-        <w:t xml:space="preserve">Model noise</w:t>
-      </w:r>
-      <w:r>
-        <w:t xml:space="preserve"> </w:t>
-      </w:r>
-      <w:r>
-        <w:t xml:space="preserve">— the residual gap is discounted by the model's own documented median error (19.2% short-stay, 15.2% monthly) rather than booked in full.</w:t>
+        <w:t xml:space="preserve">Model noise.</w:t>
+      </w:r>
+      <w:r>
+        <w:t xml:space="preserve"> </w:t>
+      </w:r>
+      <w:r>
+        <w:t xml:space="preserve">the residual gap is discounted by the model's own documented median error (19.2% short-stay, 15.2% monthly) rather than booked in full.</w:t>
       </w:r>
     </w:p>
     <w:p>
@@ -6775,13 +6772,13 @@
           <w:b/>
           <w:bCs/>
         </w:rPr>
-        <w:t xml:space="preserve">Underpriced, established</w:t>
-      </w:r>
-      <w:r>
-        <w:t xml:space="preserve"> </w:t>
-      </w:r>
-      <w:r>
-        <w:t xml:space="preserve">— the measured β = −0.92 is applied, which absorbs most of the apparent gain.</w:t>
+        <w:t xml:space="preserve">Underpriced, established.</w:t>
+      </w:r>
+      <w:r>
+        <w:t xml:space="preserve"> </w:t>
+      </w:r>
+      <w:r>
+        <w:t xml:space="preserve">the measured β = −0.92 is applied, which absorbs most of the apparent gain.</w:t>
       </w:r>
     </w:p>
     <w:p>
@@ -6797,13 +6794,13 @@
           <w:b/>
           <w:bCs/>
         </w:rPr>
-        <w:t xml:space="preserve">Underpriced, newer</w:t>
-      </w:r>
-      <w:r>
-        <w:t xml:space="preserve"> </w:t>
-      </w:r>
-      <w:r>
-        <w:t xml:space="preserve">— set to breakeven, claiming zero rather than an unmeasured gain.</w:t>
+        <w:t xml:space="preserve">Underpriced, newer.</w:t>
+      </w:r>
+      <w:r>
+        <w:t xml:space="preserve"> </w:t>
+      </w:r>
+      <w:r>
+        <w:t xml:space="preserve">set to breakeven, claiming zero rather than an unmeasured gain.</w:t>
       </w:r>
     </w:p>
     <w:p>
@@ -6819,13 +6816,13 @@
           <w:b/>
           <w:bCs/>
         </w:rPr>
-        <w:t xml:space="preserve">Overpriced, established</w:t>
-      </w:r>
-      <w:r>
-        <w:t xml:space="preserve"> </w:t>
-      </w:r>
-      <w:r>
-        <w:t xml:space="preserve">— the full −$0.70M loss is booked rather than hidden.</w:t>
+        <w:t xml:space="preserve">Overpriced, established.</w:t>
+      </w:r>
+      <w:r>
+        <w:t xml:space="preserve"> </w:t>
+      </w:r>
+      <w:r>
+        <w:t xml:space="preserve">the full −$0.70M loss is booked rather than hidden.</w:t>
       </w:r>
     </w:p>
     <w:p>
@@ -6841,13 +6838,13 @@
           <w:b/>
           <w:bCs/>
         </w:rPr>
-        <w:t xml:space="preserve">Overpriced, newer</w:t>
-      </w:r>
-      <w:r>
-        <w:t xml:space="preserve"> </w:t>
-      </w:r>
-      <w:r>
-        <w:t xml:space="preserve">— set to zero, forfeiting a gain that is probable but unproven.</w:t>
+        <w:t xml:space="preserve">Overpriced, newer.</w:t>
+      </w:r>
+      <w:r>
+        <w:t xml:space="preserve"> </w:t>
+      </w:r>
+      <w:r>
+        <w:t xml:space="preserve">set to zero, forfeiting a gain that is probable but unproven.</w:t>
       </w:r>
     </w:p>
     <w:p>
@@ -6863,13 +6860,13 @@
           <w:b/>
           <w:bCs/>
         </w:rPr>
-        <w:t xml:space="preserve">Recovered nights</w:t>
-      </w:r>
-      <w:r>
-        <w:t xml:space="preserve"> </w:t>
-      </w:r>
-      <w:r>
-        <w:t xml:space="preserve">— treated as fully cannibalized, with no credit for guests won back from hotels or competitors.</w:t>
+        <w:t xml:space="preserve">Recovered nights.</w:t>
+      </w:r>
+      <w:r>
+        <w:t xml:space="preserve"> </w:t>
+      </w:r>
+      <w:r>
+        <w:t xml:space="preserve">treated as fully cannibalized, with no credit for guests won back from hotels or competitors.</w:t>
       </w:r>
     </w:p>
     <w:p>
@@ -6885,13 +6882,13 @@
           <w:b/>
           <w:bCs/>
         </w:rPr>
-        <w:t xml:space="preserve">Ceiling scope</w:t>
-      </w:r>
-      <w:r>
-        <w:t xml:space="preserve"> </w:t>
-      </w:r>
-      <w:r>
-        <w:t xml:space="preserve">— the $26.8M ceiling counts underpriced only, so even the stated ceiling is understated.</w:t>
+        <w:t xml:space="preserve">Ceiling scope.</w:t>
+      </w:r>
+      <w:r>
+        <w:t xml:space="preserve"> </w:t>
+      </w:r>
+      <w:r>
+        <w:t xml:space="preserve">the $26.8M ceiling counts underpriced only, so even the stated ceiling is understated.</w:t>
       </w:r>
     </w:p>
     <w:p>
@@ -6907,13 +6904,13 @@
           <w:b/>
           <w:bCs/>
         </w:rPr>
-        <w:t xml:space="preserve">Time value</w:t>
-      </w:r>
-      <w:r>
-        <w:t xml:space="preserve"> </w:t>
-      </w:r>
-      <w:r>
-        <w:t xml:space="preserve">— discounted at 10% and the haircut shown openly.</w:t>
+        <w:t xml:space="preserve">Time value.</w:t>
+      </w:r>
+      <w:r>
+        <w:t xml:space="preserve"> </w:t>
+      </w:r>
+      <w:r>
+        <w:t xml:space="preserve">discounted at 10% and the haircut shown openly.</w:t>
       </w:r>
     </w:p>
     <w:p>
@@ -6936,13 +6933,13 @@
     </w:p>
     <w:bookmarkEnd w:id="49"/>
     <w:bookmarkEnd w:id="50"/>
-    <w:bookmarkStart w:id="51" w:name="where-we-landed"/>
+    <w:bookmarkStart w:id="51" w:name="where-we-ended-up"/>
     <w:p>
       <w:pPr>
         <w:pStyle w:val="Heading1"/>
       </w:pPr>
       <w:r>
-        <w:t xml:space="preserve">Where We Landed</w:t>
+        <w:t xml:space="preserve">Where We Ended Up</w:t>
       </w:r>
     </w:p>
     <w:p>
@@ -7216,7 +7213,7 @@
           <w:b/>
           <w:bCs/>
         </w:rPr>
-        <w:t xml:space="preserve">A worked example — supply chain planning (Brendan Meara).</w:t>
+        <w:t xml:space="preserve">A worked example: supply chain planning (Brendan Meara).</w:t>
       </w:r>
       <w:r>
         <w:t xml:space="preserve"> </w:t>

--- a/NYC_Airbnb_Appendix_Technical.docx
+++ b/NYC_Airbnb_Appendix_Technical.docx
@@ -6121,7 +6121,38 @@
         <w:pStyle w:val="BodyText"/>
       </w:pPr>
       <w:r>
-        <w:t xml:space="preserve">The 25% and 35% rows are the ones to lead with. The 100% row invites obvious adoption skepticism and is shown only for completeness.</w:t>
+        <w:rPr>
+          <w:b/>
+          <w:bCs/>
+        </w:rPr>
+        <w:t xml:space="preserve">Read this table as a sensitivity, not as the forecast.</w:t>
+      </w:r>
+      <w:r>
+        <w:t xml:space="preserve"> </w:t>
+      </w:r>
+      <w:r>
+        <w:t xml:space="preserve">Each row holds one adoption rate flat for five years, which no product actually does. The presentation leads with the modeled ramp in</w:t>
+      </w:r>
+      <w:r>
+        <w:t xml:space="preserve"> </w:t>
+      </w:r>
+      <w:r>
+        <w:t xml:space="preserve">“Adoption ramp and five-year timeline”</w:t>
+      </w:r>
+      <w:r>
+        <w:t xml:space="preserve"> </w:t>
+      </w:r>
+      <w:r>
+        <w:t xml:space="preserve">below, where adoption starts near 10% and climbs; the deck’s ROI slide and Backup B6 both run on that curve. This table answers</w:t>
+      </w:r>
+      <w:r>
+        <w:t xml:space="preserve"> </w:t>
+      </w:r>
+      <w:r>
+        <w:t xml:space="preserve">“what if adoption settled at X?”</w:t>
+      </w:r>
+      <w:r>
+        <w:t xml:space="preserve">, which is a useful stress test and a different question. The 100% row invites obvious adoption skepticism and is shown only for completeness.</w:t>
       </w:r>
     </w:p>
     <w:p>
@@ -6160,7 +6191,51 @@
         <w:t xml:space="preserve">10%</w:t>
       </w:r>
       <w:r>
-        <w:t xml:space="preserve">, the standard corporate rate for a moderate-risk internal project (Corporate Finance Institute, the same source as the payback methodology). Five-year net revenue falls from $5.63M nominal to $4.26M in present value, a haircut of roughly 24%. The project remains net-positive in Year 1 after discounting.</w:t>
+        <w:t xml:space="preserve">, the standard corporate rate for a moderate-risk internal project (Corporate Finance Institute, the same source as the payback methodology).</w:t>
+      </w:r>
+    </w:p>
+    <w:p>
+      <w:pPr>
+        <w:pStyle w:val="BodyText"/>
+      </w:pPr>
+      <w:r>
+        <w:rPr>
+          <w:b/>
+          <w:bCs/>
+        </w:rPr>
+        <w:t xml:space="preserve">Which five-year figure applies depends on the adoption assumption, and the two are easy to confuse.</w:t>
+      </w:r>
+      <w:r>
+        <w:t xml:space="preserve"> </w:t>
+      </w:r>
+      <w:r>
+        <w:t xml:space="preserve">On the modeled ramp below, which is what the presentation runs on, five-year cumulative net falls from</w:t>
+      </w:r>
+      <w:r>
+        <w:t xml:space="preserve"> </w:t>
+      </w:r>
+      <w:r>
+        <w:rPr>
+          <w:b/>
+          <w:bCs/>
+        </w:rPr>
+        <w:t xml:space="preserve">$1.61M nominal to $1.14M in present value</w:t>
+      </w:r>
+      <w:r>
+        <w:t xml:space="preserve">, a haircut of roughly 29%. The larger $5.63M / $4.26M pair in the sensitivity table above is the</w:t>
+      </w:r>
+      <w:r>
+        <w:t xml:space="preserve"> </w:t>
+      </w:r>
+      <w:r>
+        <w:rPr>
+          <w:b/>
+          <w:bCs/>
+        </w:rPr>
+        <w:t xml:space="preserve">100% steady-state row</w:t>
+      </w:r>
+      <w:r>
+        <w:t xml:space="preserve">, held constant across all five years, and it is shown for completeness rather than as a forecast. The ramp is the honest number because adoption does not arrive on day one. Either way the project is net-positive in Year 1 after discounting.</w:t>
       </w:r>
     </w:p>
     <w:p>
@@ -7026,10 +7101,10 @@
           <w:b/>
           <w:bCs/>
         </w:rPr>
-        <w:t xml:space="preserve">$7.57M annual host GBV, $1.17M in Airbnb fee revenue, and 77,606 recovered nights</w:t>
-      </w:r>
-      <w:r>
-        <w:t xml:space="preserve">, against a $65K incremental build and $30K/yr run cost, discounted at 10% and net-positive in Year 1.</w:t>
+        <w:t xml:space="preserve">$7.57M annual host GBV, $1.17M in Airbnb fee revenue at full adoption, and 77,606 recovered nights</w:t>
+      </w:r>
+      <w:r>
+        <w:t xml:space="preserve">, against a $65K incremental build and $30K/yr run cost. Presented on a modeled adoption ramp rather than a flat rate: roughly 10% uptake in Year 1 climbing to 42% by Year 4, which is cash-positive in Year 1 and returns $1.14M cumulative NPV over five years.</w:t>
       </w:r>
     </w:p>
     <w:p>

--- a/NYC_Airbnb_Appendix_Technical.docx
+++ b/NYC_Airbnb_Appendix_Technical.docx
@@ -463,6 +463,70 @@
             </w:r>
             <w:r>
               <w:t xml:space="preserve">reproduction script</w:t>
+            </w:r>
+          </w:p>
+        </w:tc>
+      </w:tr>
+      <w:tr>
+        <w:tc>
+          <w:tcPr/>
+          <w:p>
+            <w:pPr>
+              <w:pStyle w:val="Compact"/>
+              <w:jc w:val="left"/>
+            </w:pPr>
+            <w:r>
+              <w:t xml:space="preserve">Why hasn’t Airbnb built this already?</w:t>
+            </w:r>
+          </w:p>
+        </w:tc>
+        <w:tc>
+          <w:tcPr/>
+          <w:p>
+            <w:pPr>
+              <w:pStyle w:val="Compact"/>
+              <w:jc w:val="left"/>
+            </w:pPr>
+            <w:r>
+              <w:t xml:space="preserve">Business Recommendations,</w:t>
+            </w:r>
+            <w:r>
+              <w:t xml:space="preserve"> </w:t>
+            </w:r>
+            <w:r>
+              <w:t xml:space="preserve">“Why the gap persists”</w:t>
+            </w:r>
+          </w:p>
+        </w:tc>
+      </w:tr>
+      <w:tr>
+        <w:tc>
+          <w:tcPr/>
+          <w:p>
+            <w:pPr>
+              <w:pStyle w:val="Compact"/>
+              <w:jc w:val="left"/>
+            </w:pPr>
+            <w:r>
+              <w:t xml:space="preserve">What is this worth outside New York?</w:t>
+            </w:r>
+          </w:p>
+        </w:tc>
+        <w:tc>
+          <w:tcPr/>
+          <w:p>
+            <w:pPr>
+              <w:pStyle w:val="Compact"/>
+              <w:jc w:val="left"/>
+            </w:pPr>
+            <w:r>
+              <w:t xml:space="preserve">What this looks like beyond</w:t>
+            </w:r>
+            <w:r>
+              <w:t xml:space="preserve"> </w:t>
+            </w:r>
+            <w:r>
+              <w:t xml:space="preserve">New York</w:t>
             </w:r>
           </w:p>
         </w:tc>
@@ -5373,7 +5437,7 @@
     <w:bookmarkEnd w:id="41"/>
     <w:bookmarkEnd w:id="42"/>
     <w:bookmarkEnd w:id="43"/>
-    <w:bookmarkStart w:id="50" w:name="the-financial-case-cost-roi-and-timeline"/>
+    <w:bookmarkStart w:id="51" w:name="the-financial-case-cost-roi-and-timeline"/>
     <w:p>
       <w:pPr>
         <w:pStyle w:val="Heading1"/>
@@ -6773,7 +6837,322 @@
       </w:r>
     </w:p>
     <w:bookmarkEnd w:id="48"/>
-    <w:bookmarkStart w:id="49" w:name="why-this-is-a-floor"/>
+    <w:bookmarkStart w:id="49" w:name="what-this-looks-like-beyond-new-york"/>
+    <w:p>
+      <w:pPr>
+        <w:pStyle w:val="Heading2"/>
+      </w:pPr>
+      <w:r>
+        <w:t xml:space="preserve">What this looks like beyond New York</w:t>
+      </w:r>
+    </w:p>
+    <w:p>
+      <w:pPr>
+        <w:pStyle w:val="FirstParagraph"/>
+      </w:pPr>
+      <w:r>
+        <w:t xml:space="preserve">The pilot is one market, so the obvious question is what the same mechanism is worth at Airbnb’s scale. The scaling unit is the</w:t>
+      </w:r>
+      <w:r>
+        <w:t xml:space="preserve"> </w:t>
+      </w:r>
+      <w:r>
+        <w:rPr>
+          <w:b/>
+          <w:bCs/>
+        </w:rPr>
+        <w:t xml:space="preserve">share of host gross booking value recovered</w:t>
+      </w:r>
+      <w:r>
+        <w:t xml:space="preserve">, not listing count: NYC listings average roughly $33,200 of annual GBV against a global average near $11,400, so scaling per listing overstates the result by about a factor of three.</w:t>
+      </w:r>
+    </w:p>
+    <w:p>
+      <w:pPr>
+        <w:pStyle w:val="BodyText"/>
+      </w:pPr>
+      <w:r>
+        <w:t xml:space="preserve">In NYC the combined floor of $7.57M sits against</w:t>
+      </w:r>
+      <w:r>
+        <w:t xml:space="preserve"> </w:t>
+      </w:r>
+      <w:r>
+        <w:rPr>
+          <w:b/>
+          <w:bCs/>
+        </w:rPr>
+        <w:t xml:space="preserve">$324.0M</w:t>
+      </w:r>
+      <w:r>
+        <w:t xml:space="preserve"> </w:t>
+      </w:r>
+      <w:r>
+        <w:t xml:space="preserve">of annual host GBV across the 9,752 active listings, a recovery rate of</w:t>
+      </w:r>
+      <w:r>
+        <w:t xml:space="preserve"> </w:t>
+      </w:r>
+      <w:r>
+        <w:rPr>
+          <w:b/>
+          <w:bCs/>
+        </w:rPr>
+        <w:t xml:space="preserve">2.34%</w:t>
+      </w:r>
+      <w:r>
+        <w:t xml:space="preserve">.</w:t>
+      </w:r>
+    </w:p>
+    <w:tbl>
+      <w:tblPr>
+        <w:tblStyle w:val="Table"/>
+        <w:tblW w:type="pct" w:w="4897"/>
+        <w:tblLayout w:type="fixed"/>
+        <w:tblLook w:firstRow="1" w:lastRow="0" w:firstColumn="0" w:lastColumn="0" w:noHBand="0" w:noVBand="0" w:val="0020"/>
+      </w:tblPr>
+      <w:tblGrid>
+        <w:gridCol w:w="1714"/>
+        <w:gridCol w:w="1224"/>
+        <w:gridCol w:w="1632"/>
+        <w:gridCol w:w="1551"/>
+        <w:gridCol w:w="1632"/>
+      </w:tblGrid>
+      <w:tr>
+        <w:trPr>
+          <w:tblHeader w:val="on"/>
+        </w:trPr>
+        <w:tc>
+          <w:tcPr/>
+          <w:p>
+            <w:pPr>
+              <w:pStyle w:val="Compact"/>
+              <w:jc w:val="left"/>
+            </w:pPr>
+            <w:r>
+              <w:rPr>
+                <w:b/>
+                <w:bCs/>
+              </w:rPr>
+              <w:t xml:space="preserve">Scope</w:t>
+            </w:r>
+          </w:p>
+        </w:tc>
+        <w:tc>
+          <w:tcPr/>
+          <w:p>
+            <w:pPr>
+              <w:pStyle w:val="Compact"/>
+              <w:jc w:val="left"/>
+            </w:pPr>
+            <w:r>
+              <w:rPr>
+                <w:b/>
+                <w:bCs/>
+              </w:rPr>
+              <w:t xml:space="preserve">GBV base</w:t>
+            </w:r>
+          </w:p>
+        </w:tc>
+        <w:tc>
+          <w:tcPr/>
+          <w:p>
+            <w:pPr>
+              <w:pStyle w:val="Compact"/>
+              <w:jc w:val="left"/>
+            </w:pPr>
+            <w:r>
+              <w:rPr>
+                <w:b/>
+                <w:bCs/>
+              </w:rPr>
+              <w:t xml:space="preserve">Lift at 2.34%</w:t>
+            </w:r>
+          </w:p>
+        </w:tc>
+        <w:tc>
+          <w:tcPr/>
+          <w:p>
+            <w:pPr>
+              <w:pStyle w:val="Compact"/>
+              <w:jc w:val="left"/>
+            </w:pPr>
+            <w:r>
+              <w:rPr>
+                <w:b/>
+                <w:bCs/>
+              </w:rPr>
+              <w:t xml:space="preserve">Fee at 15.5%</w:t>
+            </w:r>
+          </w:p>
+        </w:tc>
+        <w:tc>
+          <w:tcPr/>
+          <w:p>
+            <w:pPr>
+              <w:pStyle w:val="Compact"/>
+            </w:pPr>
+            <w:r>
+              <w:rPr>
+                <w:b/>
+                <w:bCs/>
+              </w:rPr>
+              <w:t xml:space="preserve">At 42% adoption</w:t>
+            </w:r>
+          </w:p>
+        </w:tc>
+      </w:tr>
+      <w:tr>
+        <w:tc>
+          <w:tcPr/>
+          <w:p>
+            <w:pPr>
+              <w:pStyle w:val="Compact"/>
+              <w:jc w:val="left"/>
+            </w:pPr>
+            <w:r>
+              <w:t xml:space="preserve">North America</w:t>
+            </w:r>
+          </w:p>
+        </w:tc>
+        <w:tc>
+          <w:tcPr/>
+          <w:p>
+            <w:pPr>
+              <w:pStyle w:val="Compact"/>
+              <w:jc w:val="left"/>
+            </w:pPr>
+            <w:r>
+              <w:t xml:space="preserve">~$36.5B</w:t>
+            </w:r>
+          </w:p>
+        </w:tc>
+        <w:tc>
+          <w:tcPr/>
+          <w:p>
+            <w:pPr>
+              <w:pStyle w:val="Compact"/>
+              <w:jc w:val="left"/>
+            </w:pPr>
+            <w:r>
+              <w:t xml:space="preserve">~$854M</w:t>
+            </w:r>
+          </w:p>
+        </w:tc>
+        <w:tc>
+          <w:tcPr/>
+          <w:p>
+            <w:pPr>
+              <w:pStyle w:val="Compact"/>
+              <w:jc w:val="left"/>
+            </w:pPr>
+            <w:r>
+              <w:t xml:space="preserve">~$132M/yr</w:t>
+            </w:r>
+          </w:p>
+        </w:tc>
+        <w:tc>
+          <w:tcPr/>
+          <w:p>
+            <w:pPr>
+              <w:pStyle w:val="Compact"/>
+            </w:pPr>
+            <w:r>
+              <w:t xml:space="preserve">~$55M/yr</w:t>
+            </w:r>
+          </w:p>
+        </w:tc>
+      </w:tr>
+      <w:tr>
+        <w:tc>
+          <w:tcPr/>
+          <w:p>
+            <w:pPr>
+              <w:pStyle w:val="Compact"/>
+              <w:jc w:val="left"/>
+            </w:pPr>
+            <w:r>
+              <w:t xml:space="preserve">Global</w:t>
+            </w:r>
+          </w:p>
+        </w:tc>
+        <w:tc>
+          <w:tcPr/>
+          <w:p>
+            <w:pPr>
+              <w:pStyle w:val="Compact"/>
+              <w:jc w:val="left"/>
+            </w:pPr>
+            <w:r>
+              <w:t xml:space="preserve">$91.3B</w:t>
+            </w:r>
+          </w:p>
+        </w:tc>
+        <w:tc>
+          <w:tcPr/>
+          <w:p>
+            <w:pPr>
+              <w:pStyle w:val="Compact"/>
+              <w:jc w:val="left"/>
+            </w:pPr>
+            <w:r>
+              <w:t xml:space="preserve">~$2.14B</w:t>
+            </w:r>
+          </w:p>
+        </w:tc>
+        <w:tc>
+          <w:tcPr/>
+          <w:p>
+            <w:pPr>
+              <w:pStyle w:val="Compact"/>
+              <w:jc w:val="left"/>
+            </w:pPr>
+            <w:r>
+              <w:t xml:space="preserve">~$331M/yr</w:t>
+            </w:r>
+          </w:p>
+        </w:tc>
+        <w:tc>
+          <w:tcPr/>
+          <w:p>
+            <w:pPr>
+              <w:pStyle w:val="Compact"/>
+            </w:pPr>
+            <w:r>
+              <w:t xml:space="preserve">~$139M/yr</w:t>
+            </w:r>
+          </w:p>
+        </w:tc>
+      </w:tr>
+    </w:tbl>
+    <w:p>
+      <w:pPr>
+        <w:pStyle w:val="BodyText"/>
+      </w:pPr>
+      <w:r>
+        <w:t xml:space="preserve">Airbnb’s disclosed FY2025 gross booking value is $91.3B; North America runs about 42% of revenue. The 42% column uses the same steady-state adoption as the ramp in Section 6, so these figures stay consistent with the deck’s ROI slide and Backup B6.</w:t>
+      </w:r>
+    </w:p>
+    <w:p>
+      <w:pPr>
+        <w:pStyle w:val="BodyText"/>
+      </w:pPr>
+      <w:r>
+        <w:rPr>
+          <w:b/>
+          <w:bCs/>
+        </w:rPr>
+        <w:t xml:space="preserve">Treat this as a ceiling rather than a forecast, and say so.</w:t>
+      </w:r>
+      <w:r>
+        <w:t xml:space="preserve"> </w:t>
+      </w:r>
+      <w:r>
+        <w:t xml:space="preserve">The NYC recovery rate is carried almost entirely by the monthly segment, that segment is 59% of the market largely because Local Law 18 pushed supply into 30-plus-night stays, and most markets have no equivalent concentration of long-stay inventory. On the short-stay side the NYC figure nets close to zero. A market that looks like NYC’s short-stay half would produce dramatically less under the same method.</w:t>
+      </w:r>
+    </w:p>
+    <w:bookmarkEnd w:id="49"/>
+    <w:bookmarkStart w:id="50" w:name="why-this-is-a-floor"/>
     <w:p>
       <w:pPr>
         <w:pStyle w:val="Heading2"/>
@@ -7006,9 +7385,9 @@
         <w:t xml:space="preserve">intra-platform substitution. When an overpriced listing cuts its price and fills a night, that booking may have moved from another Airbnb listing rather than being new to the platform. This is not subtracted, so the recovered-nights figure is slightly overstated at the platform level. It matters little in practice because it touches only the overpriced side, whose total host-GBV effect is −$0.70M to begin with, and because the excluded hotel win-back upside (item 7) is very likely larger than the cannibalization not subtracted. The two unmeasured substitution effects run in opposite directions and the one left out favors the platform.</w:t>
       </w:r>
     </w:p>
-    <w:bookmarkEnd w:id="49"/>
     <w:bookmarkEnd w:id="50"/>
-    <w:bookmarkStart w:id="51" w:name="where-we-ended-up"/>
+    <w:bookmarkEnd w:id="51"/>
+    <w:bookmarkStart w:id="52" w:name="where-we-ended-up"/>
     <w:p>
       <w:pPr>
         <w:pStyle w:val="Heading1"/>
@@ -7151,8 +7530,8 @@
         <w:t xml:space="preserve">) that regenerates the headline figures from committed data to within 0.1%, so the arithmetic behind the business case can be checked directly rather than taken on trust.</w:t>
       </w:r>
     </w:p>
-    <w:bookmarkEnd w:id="51"/>
-    <w:bookmarkStart w:id="52" w:name="business-recommendations"/>
+    <w:bookmarkEnd w:id="52"/>
+    <w:bookmarkStart w:id="53" w:name="business-recommendations"/>
     <w:p>
       <w:pPr>
         <w:pStyle w:val="Heading1"/>
@@ -7203,6 +7582,56 @@
       </w:pPr>
       <w:r>
         <w:t xml:space="preserve">Recommendation: launch as a pilot in a single market (NYC, matching this project's scope), not a platform-wide rollout. Measure real host interaction with the tool, how often recommendations are actually adopted, and how real pricing changes affect occupancy and revenue, before expanding further.</w:t>
+      </w:r>
+    </w:p>
+    <w:p>
+      <w:pPr>
+        <w:pStyle w:val="BodyText"/>
+      </w:pPr>
+      <w:r>
+        <w:rPr>
+          <w:b/>
+          <w:bCs/>
+        </w:rPr>
+        <w:t xml:space="preserve">Why the gap persists, and why that is a fair question.</w:t>
+      </w:r>
+      <w:r>
+        <w:t xml:space="preserve"> </w:t>
+      </w:r>
+      <w:r>
+        <w:t xml:space="preserve">If this is worth building, it is reasonable to ask why Airbnb has not already built it. Three ordinary reasons: Smart Pricing optimises for occupancy and conversion rather than host revenue, and publishing the reasoning would make that visible; an explained price is one a host can dispute or reverse-engineer, which raises support cost; and the pricing model is competitive intellectual property.</w:t>
+      </w:r>
+    </w:p>
+    <w:p>
+      <w:pPr>
+        <w:pStyle w:val="BodyText"/>
+      </w:pPr>
+      <w:r>
+        <w:t xml:space="preserve">The fourth reason is legal, and it is the one worth preparing for. A tool that shows every host what comparable listings nearby charge, then nudges them upward, resembles the theory behind the RealPage litigation in US rental housing, where a shared pricing algorithm fed by competitor data was alleged to facilitate tacit coordination among landlords. Opacity is a defence against that characterisation.</w:t>
+      </w:r>
+    </w:p>
+    <w:p>
+      <w:pPr>
+        <w:pStyle w:val="BodyText"/>
+      </w:pPr>
+      <w:r>
+        <w:t xml:space="preserve">The distinctions that matter here: the comparables are prices any guest can already see rather than pooled private data; the tool converges prices toward an estimated fair value in</w:t>
+      </w:r>
+      <w:r>
+        <w:t xml:space="preserve"> </w:t>
+      </w:r>
+      <w:r>
+        <w:rPr>
+          <w:b/>
+          <w:bCs/>
+        </w:rPr>
+        <w:t xml:space="preserve">both</w:t>
+      </w:r>
+      <w:r>
+        <w:t xml:space="preserve"> </w:t>
+      </w:r>
+      <w:r>
+        <w:t xml:space="preserve">directions rather than pushing a floor upward, and the overpriced side is booked as a real −$0.70M loss rather than hidden; adoption caps near 42%, so no market moves wholesale; and the host decides, because nothing auto-applies. A production rollout would still want legal review on this specific point, which is a recommendation rather than a caveat.</w:t>
       </w:r>
     </w:p>
     <w:p>
@@ -7249,8 +7678,8 @@
         <w:t xml:space="preserve">Revisit the monthly-segment elasticity once more within-listing price variation exists to detect it; the current null result reflects insufficient signal in the pilot data, not evidence that monthly pricing doesn't matter.</w:t>
       </w:r>
     </w:p>
-    <w:bookmarkEnd w:id="52"/>
-    <w:bookmarkStart w:id="53" w:name="relevance-to-the-team"/>
+    <w:bookmarkEnd w:id="53"/>
+    <w:bookmarkStart w:id="54" w:name="relevance-to-the-team"/>
     <w:p>
       <w:pPr>
         <w:pStyle w:val="Heading1"/>
@@ -7317,8 +7746,8 @@
         <w:t xml:space="preserve">Other team members can speak to their own parallels if the question comes up in Q&amp;A. One concrete example carries more weight here than five general ones, so this section is deliberately not five paragraphs.</w:t>
       </w:r>
     </w:p>
-    <w:bookmarkEnd w:id="53"/>
-    <w:bookmarkStart w:id="54" w:name="limitations-carried-forward"/>
+    <w:bookmarkEnd w:id="54"/>
+    <w:bookmarkStart w:id="55" w:name="limitations-carried-forward"/>
     <w:p>
       <w:pPr>
         <w:pStyle w:val="Heading1"/>
@@ -7455,7 +7884,7 @@
         <w:t xml:space="preserve">Companion document: Anticipated Questions (Red Team) covers the sharpest likely challenges to this work, with answers prepared in advance, for use during live Q&amp;A.</w:t>
       </w:r>
     </w:p>
-    <w:bookmarkEnd w:id="54"/>
+    <w:bookmarkEnd w:id="55"/>
     <w:sectPr>
       <w:footnotePr>
         <w:numRestart w:val="eachSect"/>

--- a/NYC_Airbnb_Appendix_Technical.docx
+++ b/NYC_Airbnb_Appendix_Technical.docx
@@ -791,6 +791,24 @@
       </w:pPr>
       <w:r>
         <w:t xml:space="preserve">This document traces the full development history of the NYC Airbnb Fair-Price Model, from the Model V1 baseline through the current GBM-based deliverable, the interactive host-facing tools, and the real-price scraper. It documents what was tried at each stage, why it was accepted or abandoned, and what we ultimately settled on for the final product. The dataset throughout is Inside Airbnb NYC, snapshot June 14, 2026: 30,259 raw listings filtered to 9,752 active listings (price &gt; 0, availability &gt; 0, at least one review in the trailing 12 months).</w:t>
+      </w:r>
+    </w:p>
+    <w:p>
+      <w:pPr>
+        <w:pStyle w:val="BodyText"/>
+      </w:pPr>
+      <w:r>
+        <w:rPr>
+          <w:b/>
+          <w:bCs/>
+        </w:rPr>
+        <w:t xml:space="preserve">Why Inside Airbnb rather than the assigned dataset.</w:t>
+      </w:r>
+      <w:r>
+        <w:t xml:space="preserve"> </w:t>
+      </w:r>
+      <w:r>
+        <w:t xml:space="preserve">The project was originally assigned a Kaggle NYC Airbnb dataset. It was evaluated and rejected on two grounds: it is feature-poor relative to what a pricing model needs, and it is dated. Inside Airbnb publishes a current, dated snapshot with the amenity, review-score, host and calendar-availability fields the fair-value model depends on, and it is a cited, non-commercial primary source rather than a redistribution. Changing datasets at the outset is the reason the model has 80 engineered features to work with at all; the assigned set would not have supported the amenity-gap layer or the occupancy work. The one thing neither source provides is per-listing price and occupancy history over time, which is what the AirROI pilot and the scraper below exist to address.</w:t>
       </w:r>
     </w:p>
     <w:p>
